--- a/blog/herofincorp/upi-transaction-limit/What Is the UPI Transaction Limit per Day & Month - Complete Guide.docx
+++ b/blog/herofincorp/upi-transaction-limit/What Is the UPI Transaction Limit per Day & Month - Complete Guide.docx
@@ -70,7 +70,7 @@
         <w:spacing w:after="300"/>
         <w:jc w:val="center"/>
       </w:pPr>
-      <w:hyperlink w:history="1" r:id="rId6cf31hofagxh034jjt52m">
+      <w:hyperlink w:history="1" r:id="rIdnm2bb9hxnlmv910ao4ao5">
         <w:r>
           <w:rPr>
             <w:rFonts w:ascii="Calibri" w:cs="Calibri" w:eastAsia="Calibri" w:hAnsi="Calibri"/>
@@ -94,7 +94,7 @@
           <w:sz w:val="22"/>
           <w:szCs w:val="22"/>
         </w:rPr>
-        <w:t xml:space="preserve">Paying an EMI over UPI is second nature, until the app declines it for crossing a limit you didn't know existed. Here is what NPCI allows per day, what changes for larger payments, and how to check and raise your own cap.</w:t>
+        <w:t xml:space="preserve">Paying an EMI over UPI feels like second nature until the app refuses it. No warning, no explanation, just a decline on the evening the instalment is due. Almost always the cause is a limit nobody told you about. Here is what NPCI allows in a day, what changes once the payment gets large, and how to lift your own ceiling.</w:t>
       </w:r>
     </w:p>
     <w:p>
@@ -110,7 +110,7 @@
         </w:rPr>
         <w:t xml:space="preserve">To Avail Personal Loan </w:t>
       </w:r>
-      <w:hyperlink w:history="1" r:id="rIde4e-bl3dfitxzlwi-cvho">
+      <w:hyperlink w:history="1" r:id="rIdmglk7jul7saagn--_ztgz">
         <w:r>
           <w:rPr>
             <w:rFonts w:ascii="Calibri" w:cs="Calibri" w:eastAsia="Calibri" w:hAnsi="Calibri"/>
@@ -151,7 +151,7 @@
           <w:sz w:val="22"/>
           <w:szCs w:val="22"/>
         </w:rPr>
-        <w:t xml:space="preserve">The UPI transaction limit per day is Rs 1 lakh for most people, counted across every UPI app linked to the same bank account. That ceiling comes from NPCI. Banks can go lower, and some hold basic or new accounts at Rs 25,000, so two people can see different limits on the same phone. There's no NPCI monthly cap. Verified merchant categories, loan EMIs among them, run on higher limits of up to Rs 5 lakh a payment.</w:t>
+        <w:t xml:space="preserve">The UPI transaction limit per day is Rs 1 lakh for most people, counted across every UPI app linked to the same bank account. That ceiling comes from NPCI. Banks are free to sit below it, and plenty do, holding basic or new accounts at Rs 25,000 a day. Two people in the same queue with the same app can have very different room to pay. No monthly cap exists at the NPCI level at all. Verified merchant categories run on far higher limits, and loan EMIs are one of them, reaching Rs 5 lakh in a single payment.</w:t>
       </w:r>
     </w:p>
     <w:p>
@@ -168,21 +168,35 @@
           <w:sz w:val="30"/>
           <w:szCs w:val="30"/>
         </w:rPr>
-        <w:t xml:space="preserve">How the Caps Work</w:t>
-      </w:r>
-    </w:p>
-    <w:p>
-      <w:pPr>
-        <w:spacing w:after="160" w:line="300"/>
-      </w:pPr>
-      <w:r>
-        <w:rPr>
-          <w:rFonts w:ascii="Calibri" w:cs="Calibri" w:eastAsia="Calibri" w:hAnsi="Calibri"/>
-          <w:color w:val="1A1A1A"/>
-          <w:sz w:val="22"/>
-          <w:szCs w:val="22"/>
-        </w:rPr>
-        <w:t xml:space="preserve">There's also a count of 20 transactions a day, plus Rs 10,000 per payment on UPI 123Pay and Rs 2,000 per collect request. The daily window is usually rolling, so a cap hit at 11 am clears at 11 am tomorrow; a few banks reset at midnight, and the limit screen in your app says which.</w:t>
+        <w:t xml:space="preserve">How the Caps Actually Work</w:t>
+      </w:r>
+    </w:p>
+    <w:p>
+      <w:pPr>
+        <w:spacing w:after="160" w:line="300"/>
+      </w:pPr>
+      <w:r>
+        <w:rPr>
+          <w:rFonts w:ascii="Calibri" w:cs="Calibri" w:eastAsia="Calibri" w:hAnsi="Calibri"/>
+          <w:color w:val="1A1A1A"/>
+          <w:sz w:val="22"/>
+          <w:szCs w:val="22"/>
+        </w:rPr>
+        <w:t xml:space="preserve">There's a count as well as an amount. Twenty transactions a day, however small each one is, which catches people who pay for everything by phone long before the rupee limit does. UPI 123Pay stops at Rs 10,000 a payment. Collect requests, where the merchant pulls money rather than you pushing it, stop at Rs 2,000.</w:t>
+      </w:r>
+    </w:p>
+    <w:p>
+      <w:pPr>
+        <w:spacing w:after="160" w:line="300"/>
+      </w:pPr>
+      <w:r>
+        <w:rPr>
+          <w:rFonts w:ascii="Calibri" w:cs="Calibri" w:eastAsia="Calibri" w:hAnsi="Calibri"/>
+          <w:color w:val="1A1A1A"/>
+          <w:sz w:val="22"/>
+          <w:szCs w:val="22"/>
+        </w:rPr>
+        <w:t xml:space="preserve">The daily window usually rolls rather than resetting at midnight, so hitting your cap at 11 am on Tuesday leaves you clear again at 11 am on Wednesday rather than at the stroke of twelve. Some banks do run a calendar-day reset instead. The limit screen inside your app is the only place that tells you which rule yours follows.</w:t>
       </w:r>
     </w:p>
     <w:p>
@@ -213,7 +227,7 @@
           <w:sz w:val="22"/>
           <w:szCs w:val="22"/>
         </w:rPr>
-        <w:t xml:space="preserve">Since 15 September 2025, under NPCI's circular of 28 August 2025, verified merchants in some categories can take much larger payments:</w:t>
+        <w:t xml:space="preserve">Since 15 September 2025, under an NPCI circular issued on 28 August that year, verified merchants in certain categories can accept much larger UPI payments.</w:t>
       </w:r>
     </w:p>
     <w:tbl>
@@ -727,7 +741,7 @@
           <w:sz w:val="22"/>
           <w:szCs w:val="22"/>
         </w:rPr>
-        <w:t xml:space="preserve">Person-to-person transfers stayed at Rs 1 lakh. Above that, IMPS carries up to Rs 5 lakh per transfer and RTGS has no upper limit.</w:t>
+        <w:t xml:space="preserve">Person-to-person transfers were left alone at Rs 1 lakh, so sending more than that to a friend still means leaving UPI altogether. IMPS carries up to Rs 5 lakh in one transfer and RTGS has no upper limit, though RTGS needs the recipient's account number and IFSC rather than a UPI ID.</w:t>
       </w:r>
     </w:p>
     <w:p>
@@ -744,21 +758,21 @@
           <w:sz w:val="30"/>
           <w:szCs w:val="30"/>
         </w:rPr>
-        <w:t xml:space="preserve">How to Check or Raise Your UPI Limit</w:t>
-      </w:r>
-    </w:p>
-    <w:p>
-      <w:pPr>
-        <w:spacing w:after="160" w:line="300"/>
-      </w:pPr>
-      <w:r>
-        <w:rPr>
-          <w:rFonts w:ascii="Calibri" w:cs="Calibri" w:eastAsia="Calibri" w:hAnsi="Calibri"/>
-          <w:color w:val="1A1A1A"/>
-          <w:sz w:val="22"/>
-          <w:szCs w:val="22"/>
-        </w:rPr>
-        <w:t xml:space="preserve">In your UPI app, open Profile, Bank Account, then Check Limit for what's left today and the per-transaction cap. If your bank has capped you below Rs 1 lakh, customer care or a branch can lift it once your KYC is complete; nobody can take you past the ceiling. And since 7 August 2026, under NPCI circular OC-226A, a fingerprint or face scan can approve payments up to Rs 10,000 instead of the PIN. That changes how you authorise. None of the caps above move.</w:t>
+        <w:t xml:space="preserve">What New Users Should Expect</w:t>
+      </w:r>
+    </w:p>
+    <w:p>
+      <w:pPr>
+        <w:spacing w:after="160" w:line="300"/>
+      </w:pPr>
+      <w:r>
+        <w:rPr>
+          <w:rFonts w:ascii="Calibri" w:cs="Calibri" w:eastAsia="Calibri" w:hAnsi="Calibri"/>
+          <w:color w:val="1A1A1A"/>
+          <w:sz w:val="22"/>
+          <w:szCs w:val="22"/>
+        </w:rPr>
+        <w:t xml:space="preserve">For the first 24 hours after you set or reset a UPI PIN, the cap is Rs 5,000 across every app you use, and no bank can waive it. That rule exists because a stolen phone is most dangerous in the hour after the PIN changes. Standard limits apply once that window closes, although some banks keep newly opened accounts on a reduced daily cap for a month or so while the transaction history builds.</w:t>
       </w:r>
     </w:p>
     <w:p>
@@ -775,6 +789,51 @@
           <w:sz w:val="30"/>
           <w:szCs w:val="30"/>
         </w:rPr>
+        <w:t xml:space="preserve">How to Check or Raise Your UPI Limit</w:t>
+      </w:r>
+    </w:p>
+    <w:p>
+      <w:pPr>
+        <w:spacing w:after="160" w:line="300"/>
+      </w:pPr>
+      <w:r>
+        <w:rPr>
+          <w:rFonts w:ascii="Calibri" w:cs="Calibri" w:eastAsia="Calibri" w:hAnsi="Calibri"/>
+          <w:color w:val="1A1A1A"/>
+          <w:sz w:val="22"/>
+          <w:szCs w:val="22"/>
+        </w:rPr>
+        <w:t xml:space="preserve">Open your UPI app, go to Profile, then Bank Account, then Check Limit. The screen shows what you have left today alongside the daily total and the per-transaction cap your bank applies.</w:t>
+      </w:r>
+    </w:p>
+    <w:p>
+      <w:pPr>
+        <w:spacing w:after="160" w:line="300"/>
+      </w:pPr>
+      <w:r>
+        <w:rPr>
+          <w:rFonts w:ascii="Calibri" w:cs="Calibri" w:eastAsia="Calibri" w:hAnsi="Calibri"/>
+          <w:color w:val="1A1A1A"/>
+          <w:sz w:val="22"/>
+          <w:szCs w:val="22"/>
+        </w:rPr>
+        <w:t xml:space="preserve">If the bank has capped you below Rs 1 lakh, customer care or a branch can usually lift it once your KYC is complete. Nobody takes you past NPCI's ceiling, whatever they promise. One 2026 change is worth knowing about. Since 7 August, under NPCI circular OC-226A, a fingerprint or a face scan can approve payments of up to Rs 10,000, double the earlier Rs 5,000. That changes how you authorise a payment rather than how much you can send, and none of the caps above moved.</w:t>
+      </w:r>
+    </w:p>
+    <w:p>
+      <w:pPr>
+        <w:pStyle w:val="Heading2"/>
+        <w:spacing w:after="160" w:before="400"/>
+      </w:pPr>
+      <w:r>
+        <w:rPr>
+          <w:rFonts w:ascii="Calibri" w:cs="Calibri" w:eastAsia="Calibri" w:hAnsi="Calibri"/>
+          <w:b/>
+          <w:bCs/>
+          <w:color w:val="0F2E4C"/>
+          <w:sz w:val="30"/>
+          <w:szCs w:val="30"/>
+        </w:rPr>
         <w:t xml:space="preserve">Conclusion</w:t>
       </w:r>
     </w:p>
@@ -789,9 +848,9 @@
           <w:sz w:val="22"/>
           <w:szCs w:val="22"/>
         </w:rPr>
-        <w:t xml:space="preserve">Daily is the number that matters. Standard UPI transfers are capped at Rs 1 lakh a day, and there's no separate monthly limit of UPI on top of it, so a month's room is simply your bank's daily cap multiplied out. Check the limit screen before a large EMI. If the loan is with </w:t>
-      </w:r>
-      <w:hyperlink w:history="1" r:id="rIdqomvvpvbtv_7jty6t5kob">
+        <w:t xml:space="preserve">Daily is the number that matters. Standard UPI transfers are capped at Rs 1 lakh a day and no separate monthly limit of UPI sits on top, so a month's room is simply your bank's daily cap multiplied out. Check the screen before a large EMI, not after it bounces. If the loan is with </w:t>
+      </w:r>
+      <w:hyperlink w:history="1" r:id="rIdc5r28r2ymox06lexorpwl">
         <w:r>
           <w:rPr>
             <w:rFonts w:ascii="Calibri" w:cs="Calibri" w:eastAsia="Calibri" w:hAnsi="Calibri"/>
@@ -810,7 +869,7 @@
           <w:sz w:val="22"/>
           <w:szCs w:val="22"/>
         </w:rPr>
-        <w:t xml:space="preserve">, Autopay takes the guesswork out of it.</w:t>
+        <w:t xml:space="preserve">, Autopay takes the guesswork out of the date entirely.</w:t>
       </w:r>
     </w:p>
     <w:p>
@@ -858,7 +917,7 @@
           <w:sz w:val="22"/>
           <w:szCs w:val="22"/>
         </w:rPr>
-        <w:t xml:space="preserve">There isn't a published one. NPCI's caps are per transaction and per 24 hours, so a month's ceiling is your daily cap multiplied out: Rs 30 lakh on a Rs 1 lakh account.</w:t>
+        <w:t xml:space="preserve">There's no published one. NPCI's caps run per transaction and per 24 hours, so a month's ceiling is just your daily cap multiplied out, which comes to Rs 30 lakh on a Rs 1 lakh account. Some banks do add monthly ceilings of their own for newer accounts.</w:t>
       </w:r>
     </w:p>
     <w:p>
@@ -889,7 +948,7 @@
           <w:sz w:val="22"/>
           <w:szCs w:val="22"/>
         </w:rPr>
-        <w:t xml:space="preserve">No. Rs 1 lakh is a ceiling, and each bank sets its own cap underneath it by account type and risk profile. Nobody publishes these in one place, so trust the limit screen in the app.</w:t>
+        <w:t xml:space="preserve">No. Rs 1 lakh is a ceiling rather than a standard, and every bank sets its own cap underneath it according to account type and risk profile. Nobody publishes these figures in one place, so the limit screen in your app is the only reading worth trusting.</w:t>
       </w:r>
     </w:p>
     <w:p>
@@ -920,7 +979,7 @@
           <w:sz w:val="22"/>
           <w:szCs w:val="22"/>
         </w:rPr>
-        <w:t xml:space="preserve">Check the limit screen first, since some banks let you lift a self-set cap on the spot. If the bank itself has capped you, ask customer care or your branch. Above Rs 1 lakh, switch rails to IMPS or RTGS.</w:t>
+        <w:t xml:space="preserve">Check the limit screen first, because some banks let you raise a self-imposed cap on the spot. Where the bank itself has capped you, customer care or your branch can move it. For anything above Rs 1 lakh you need a different rail, which means IMPS or RTGS.</w:t>
       </w:r>
     </w:p>
     <w:p>
@@ -951,7 +1010,7 @@
           <w:sz w:val="22"/>
           <w:szCs w:val="22"/>
         </w:rPr>
-        <w:t xml:space="preserve">Nothing leaves your account; the app declines the payment. Wait for the window to roll over or use IMPS or NEFT for the balance. A declined EMI on the due date still counts as missed.</w:t>
+        <w:t xml:space="preserve">Nothing leaves your account. The app simply declines the payment. Wait for the window to roll over, or move the balance across IMPS or NEFT instead. Your lender still records a declined EMI as a missed payment, so leaving it to the last evening is a bad habit.</w:t>
       </w:r>
     </w:p>
     <w:p>
@@ -982,7 +1041,7 @@
           <w:sz w:val="22"/>
           <w:szCs w:val="22"/>
         </w:rPr>
-        <w:t xml:space="preserve">Yes. For 24 hours after you set or reset your UPI PIN, the cap is Rs 5,000 across all apps, and banks can't waive it.</w:t>
+        <w:t xml:space="preserve">Yes. Setting or resetting a UPI PIN brings a Rs 5,000 cap for the first 24 hours across all apps, and banks cannot waive it. Some then hold new accounts on a lower daily limit for roughly the first month.</w:t>
       </w:r>
     </w:p>
     <w:sectPr>

--- a/blog/herofincorp/upi-transaction-limit/What Is the UPI Transaction Limit per Day & Month - Complete Guide.docx
+++ b/blog/herofincorp/upi-transaction-limit/What Is the UPI Transaction Limit per Day & Month - Complete Guide.docx
@@ -70,7 +70,7 @@
         <w:spacing w:after="300"/>
         <w:jc w:val="center"/>
       </w:pPr>
-      <w:hyperlink w:history="1" r:id="rIdnm2bb9hxnlmv910ao4ao5">
+      <w:hyperlink w:history="1" r:id="rIdxrh9l_jxandhtwbhxat_u">
         <w:r>
           <w:rPr>
             <w:rFonts w:ascii="Calibri" w:cs="Calibri" w:eastAsia="Calibri" w:hAnsi="Calibri"/>
@@ -110,7 +110,7 @@
         </w:rPr>
         <w:t xml:space="preserve">To Avail Personal Loan </w:t>
       </w:r>
-      <w:hyperlink w:history="1" r:id="rIdmglk7jul7saagn--_ztgz">
+      <w:hyperlink w:history="1" r:id="rIdtbo56t5qxfhwuyzkfviig">
         <w:r>
           <w:rPr>
             <w:rFonts w:ascii="Calibri" w:cs="Calibri" w:eastAsia="Calibri" w:hAnsi="Calibri"/>
@@ -850,7 +850,7 @@
         </w:rPr>
         <w:t xml:space="preserve">Daily is the number that matters. Standard UPI transfers are capped at Rs 1 lakh a day and no separate monthly limit of UPI sits on top, so a month's room is simply your bank's daily cap multiplied out. Check the screen before a large EMI, not after it bounces. If the loan is with </w:t>
       </w:r>
-      <w:hyperlink w:history="1" r:id="rIdc5r28r2ymox06lexorpwl">
+      <w:hyperlink w:history="1" r:id="rIdigd-jyhqevhcitvgyxadl">
         <w:r>
           <w:rPr>
             <w:rFonts w:ascii="Calibri" w:cs="Calibri" w:eastAsia="Calibri" w:hAnsi="Calibri"/>
